--- a/Final Exam/Report/writeup.docx
+++ b/Final Exam/Report/writeup.docx
@@ -398,7 +398,7 @@
       <w:r>
         <w:t xml:space="preserve">URL: [ </w:t>
       </w:r>
-      <w:hyperlink r:id="rId4">
+      <w:hyperlink r:id="rId5">
         <w:r>
           <w:rPr>
             <w:rStyle w:val="InternetLink"/>
@@ -443,7 +443,7 @@
                     </pic:cNvPicPr>
                   </pic:nvPicPr>
                   <pic:blipFill>
-                    <a:blip r:embed="rId5"/>
+                    <a:blip r:embed="rId6"/>
                     <a:stretch>
                       <a:fillRect/>
                     </a:stretch>
@@ -582,7 +582,7 @@
                     </pic:cNvPicPr>
                   </pic:nvPicPr>
                   <pic:blipFill>
-                    <a:blip r:embed="rId6"/>
+                    <a:blip r:embed="rId7"/>
                     <a:stretch>
                       <a:fillRect/>
                     </a:stretch>
@@ -733,7 +733,7 @@
                     </pic:cNvPicPr>
                   </pic:nvPicPr>
                   <pic:blipFill>
-                    <a:blip r:embed="rId7"/>
+                    <a:blip r:embed="rId8"/>
                     <a:stretch>
                       <a:fillRect/>
                     </a:stretch>
@@ -801,7 +801,7 @@
                     </pic:cNvPicPr>
                   </pic:nvPicPr>
                   <pic:blipFill>
-                    <a:blip r:embed="rId8"/>
+                    <a:blip r:embed="rId9"/>
                     <a:stretch>
                       <a:fillRect/>
                     </a:stretch>
@@ -903,7 +903,7 @@
                     </pic:cNvPicPr>
                   </pic:nvPicPr>
                   <pic:blipFill>
-                    <a:blip r:embed="rId9"/>
+                    <a:blip r:embed="rId10"/>
                     <a:stretch>
                       <a:fillRect/>
                     </a:stretch>
@@ -965,7 +965,7 @@
                     </pic:cNvPicPr>
                   </pic:nvPicPr>
                   <pic:blipFill>
-                    <a:blip r:embed="rId10"/>
+                    <a:blip r:embed="rId11"/>
                     <a:stretch>
                       <a:fillRect/>
                     </a:stretch>
@@ -1032,7 +1032,7 @@
                     </pic:cNvPicPr>
                   </pic:nvPicPr>
                   <pic:blipFill>
-                    <a:blip r:embed="rId11"/>
+                    <a:blip r:embed="rId12"/>
                     <a:stretch>
                       <a:fillRect/>
                     </a:stretch>
@@ -1112,7 +1112,7 @@
                     </pic:cNvPicPr>
                   </pic:nvPicPr>
                   <pic:blipFill>
-                    <a:blip r:embed="rId12"/>
+                    <a:blip r:embed="rId13"/>
                     <a:stretch>
                       <a:fillRect/>
                     </a:stretch>
@@ -1176,7 +1176,7 @@
                     </pic:cNvPicPr>
                   </pic:nvPicPr>
                   <pic:blipFill>
-                    <a:blip r:embed="rId13"/>
+                    <a:blip r:embed="rId14"/>
                     <a:stretch>
                       <a:fillRect/>
                     </a:stretch>
@@ -1241,7 +1241,7 @@
                     </pic:cNvPicPr>
                   </pic:nvPicPr>
                   <pic:blipFill>
-                    <a:blip r:embed="rId14"/>
+                    <a:blip r:embed="rId15"/>
                     <a:stretch>
                       <a:fillRect/>
                     </a:stretch>
@@ -1316,7 +1316,7 @@
                     </pic:cNvPicPr>
                   </pic:nvPicPr>
                   <pic:blipFill>
-                    <a:blip r:embed="rId15"/>
+                    <a:blip r:embed="rId16"/>
                     <a:stretch>
                       <a:fillRect/>
                     </a:stretch>
@@ -1378,7 +1378,7 @@
                     </pic:cNvPicPr>
                   </pic:nvPicPr>
                   <pic:blipFill>
-                    <a:blip r:embed="rId16"/>
+                    <a:blip r:embed="rId17"/>
                     <a:stretch>
                       <a:fillRect/>
                     </a:stretch>
@@ -1461,7 +1461,7 @@
                     </pic:cNvPicPr>
                   </pic:nvPicPr>
                   <pic:blipFill>
-                    <a:blip r:embed="rId17"/>
+                    <a:blip r:embed="rId18"/>
                     <a:stretch>
                       <a:fillRect/>
                     </a:stretch>
@@ -1537,7 +1537,7 @@
                     </pic:cNvPicPr>
                   </pic:nvPicPr>
                   <pic:blipFill>
-                    <a:blip r:embed="rId18"/>
+                    <a:blip r:embed="rId19"/>
                     <a:stretch>
                       <a:fillRect/>
                     </a:stretch>
@@ -1603,7 +1603,7 @@
                     </pic:cNvPicPr>
                   </pic:nvPicPr>
                   <pic:blipFill>
-                    <a:blip r:embed="rId19"/>
+                    <a:blip r:embed="rId20"/>
                     <a:stretch>
                       <a:fillRect/>
                     </a:stretch>
@@ -1706,7 +1706,7 @@
                     </pic:cNvPicPr>
                   </pic:nvPicPr>
                   <pic:blipFill>
-                    <a:blip r:embed="rId20"/>
+                    <a:blip r:embed="rId21"/>
                     <a:stretch>
                       <a:fillRect/>
                     </a:stretch>
@@ -1772,7 +1772,7 @@
                     </pic:cNvPicPr>
                   </pic:nvPicPr>
                   <pic:blipFill>
-                    <a:blip r:embed="rId21"/>
+                    <a:blip r:embed="rId22"/>
                     <a:stretch>
                       <a:fillRect/>
                     </a:stretch>
@@ -1835,7 +1835,7 @@
                     </pic:cNvPicPr>
                   </pic:nvPicPr>
                   <pic:blipFill>
-                    <a:blip r:embed="rId22"/>
+                    <a:blip r:embed="rId23"/>
                     <a:stretch>
                       <a:fillRect/>
                     </a:stretch>
@@ -1919,7 +1919,7 @@
                     </pic:cNvPicPr>
                   </pic:nvPicPr>
                   <pic:blipFill>
-                    <a:blip r:embed="rId23"/>
+                    <a:blip r:embed="rId24"/>
                     <a:stretch>
                       <a:fillRect/>
                     </a:stretch>
@@ -1984,7 +1984,7 @@
                     </pic:cNvPicPr>
                   </pic:nvPicPr>
                   <pic:blipFill>
-                    <a:blip r:embed="rId24"/>
+                    <a:blip r:embed="rId25"/>
                     <a:stretch>
                       <a:fillRect/>
                     </a:stretch>
@@ -2048,7 +2048,7 @@
                     </pic:cNvPicPr>
                   </pic:nvPicPr>
                   <pic:blipFill>
-                    <a:blip r:embed="rId25"/>
+                    <a:blip r:embed="rId26"/>
                     <a:stretch>
                       <a:fillRect/>
                     </a:stretch>
@@ -2116,7 +2116,7 @@
                     </pic:cNvPicPr>
                   </pic:nvPicPr>
                   <pic:blipFill>
-                    <a:blip r:embed="rId26"/>
+                    <a:blip r:embed="rId27"/>
                     <a:stretch>
                       <a:fillRect/>
                     </a:stretch>
@@ -2182,7 +2182,7 @@
                     </pic:cNvPicPr>
                   </pic:nvPicPr>
                   <pic:blipFill>
-                    <a:blip r:embed="rId27"/>
+                    <a:blip r:embed="rId28"/>
                     <a:stretch>
                       <a:fillRect/>
                     </a:stretch>
@@ -2254,7 +2254,7 @@
                     </pic:cNvPicPr>
                   </pic:nvPicPr>
                   <pic:blipFill>
-                    <a:blip r:embed="rId28"/>
+                    <a:blip r:embed="rId29"/>
                     <a:stretch>
                       <a:fillRect/>
                     </a:stretch>
@@ -2330,7 +2330,7 @@
                     </pic:cNvPicPr>
                   </pic:nvPicPr>
                   <pic:blipFill>
-                    <a:blip r:embed="rId29"/>
+                    <a:blip r:embed="rId30"/>
                     <a:stretch>
                       <a:fillRect/>
                     </a:stretch>
@@ -2405,7 +2405,7 @@
                     </pic:cNvPicPr>
                   </pic:nvPicPr>
                   <pic:blipFill>
-                    <a:blip r:embed="rId30"/>
+                    <a:blip r:embed="rId31"/>
                     <a:stretch>
                       <a:fillRect/>
                     </a:stretch>
@@ -2464,7 +2464,7 @@
                     </pic:cNvPicPr>
                   </pic:nvPicPr>
                   <pic:blipFill>
-                    <a:blip r:embed="rId31"/>
+                    <a:blip r:embed="rId32"/>
                     <a:stretch>
                       <a:fillRect/>
                     </a:stretch>
@@ -2528,7 +2528,7 @@
                     </pic:cNvPicPr>
                   </pic:nvPicPr>
                   <pic:blipFill>
-                    <a:blip r:embed="rId32"/>
+                    <a:blip r:embed="rId33"/>
                     <a:stretch>
                       <a:fillRect/>
                     </a:stretch>
@@ -2609,7 +2609,7 @@
                     </pic:cNvPicPr>
                   </pic:nvPicPr>
                   <pic:blipFill>
-                    <a:blip r:embed="rId33"/>
+                    <a:blip r:embed="rId34"/>
                     <a:stretch>
                       <a:fillRect/>
                     </a:stretch>
@@ -2677,7 +2677,7 @@
                     </pic:cNvPicPr>
                   </pic:nvPicPr>
                   <pic:blipFill>
-                    <a:blip r:embed="rId34"/>
+                    <a:blip r:embed="rId35"/>
                     <a:stretch>
                       <a:fillRect/>
                     </a:stretch>
@@ -2774,7 +2774,7 @@
                     </pic:cNvPicPr>
                   </pic:nvPicPr>
                   <pic:blipFill>
-                    <a:blip r:embed="rId35"/>
+                    <a:blip r:embed="rId36"/>
                     <a:stretch>
                       <a:fillRect/>
                     </a:stretch>
@@ -2837,7 +2837,7 @@
                     </pic:cNvPicPr>
                   </pic:nvPicPr>
                   <pic:blipFill>
-                    <a:blip r:embed="rId36"/>
+                    <a:blip r:embed="rId37"/>
                     <a:stretch>
                       <a:fillRect/>
                     </a:stretch>
@@ -2902,7 +2902,7 @@
                     </pic:cNvPicPr>
                   </pic:nvPicPr>
                   <pic:blipFill>
-                    <a:blip r:embed="rId37"/>
+                    <a:blip r:embed="rId38"/>
                     <a:stretch>
                       <a:fillRect/>
                     </a:stretch>
@@ -2982,7 +2982,7 @@
                     </pic:cNvPicPr>
                   </pic:nvPicPr>
                   <pic:blipFill>
-                    <a:blip r:embed="rId38"/>
+                    <a:blip r:embed="rId39"/>
                     <a:stretch>
                       <a:fillRect/>
                     </a:stretch>
@@ -3046,7 +3046,7 @@
                     </pic:cNvPicPr>
                   </pic:nvPicPr>
                   <pic:blipFill>
-                    <a:blip r:embed="rId39"/>
+                    <a:blip r:embed="rId40"/>
                     <a:stretch>
                       <a:fillRect/>
                     </a:stretch>
@@ -3111,7 +3111,7 @@
                     </pic:cNvPicPr>
                   </pic:nvPicPr>
                   <pic:blipFill>
-                    <a:blip r:embed="rId40"/>
+                    <a:blip r:embed="rId41"/>
                     <a:stretch>
                       <a:fillRect/>
                     </a:stretch>
@@ -3231,7 +3231,7 @@
                     </pic:cNvPicPr>
                   </pic:nvPicPr>
                   <pic:blipFill>
-                    <a:blip r:embed="rId41"/>
+                    <a:blip r:embed="rId42"/>
                     <a:stretch>
                       <a:fillRect/>
                     </a:stretch>
@@ -3294,7 +3294,7 @@
                     </pic:cNvPicPr>
                   </pic:nvPicPr>
                   <pic:blipFill>
-                    <a:blip r:embed="rId42"/>
+                    <a:blip r:embed="rId43"/>
                     <a:stretch>
                       <a:fillRect/>
                     </a:stretch>
@@ -3384,7 +3384,7 @@
                     </pic:cNvPicPr>
                   </pic:nvPicPr>
                   <pic:blipFill>
-                    <a:blip r:embed="rId43"/>
+                    <a:blip r:embed="rId44"/>
                     <a:stretch>
                       <a:fillRect/>
                     </a:stretch>
@@ -3488,7 +3488,7 @@
                     </pic:cNvPicPr>
                   </pic:nvPicPr>
                   <pic:blipFill>
-                    <a:blip r:embed="rId44"/>
+                    <a:blip r:embed="rId45"/>
                     <a:stretch>
                       <a:fillRect/>
                     </a:stretch>
@@ -3582,7 +3582,7 @@
                     </pic:cNvPicPr>
                   </pic:nvPicPr>
                   <pic:blipFill>
-                    <a:blip r:embed="rId45"/>
+                    <a:blip r:embed="rId46"/>
                     <a:stretch>
                       <a:fillRect/>
                     </a:stretch>
@@ -3647,7 +3647,7 @@
                     </pic:cNvPicPr>
                   </pic:nvPicPr>
                   <pic:blipFill>
-                    <a:blip r:embed="rId46"/>
+                    <a:blip r:embed="rId47"/>
                     <a:stretch>
                       <a:fillRect/>
                     </a:stretch>
@@ -3771,7 +3771,7 @@
                     </pic:cNvPicPr>
                   </pic:nvPicPr>
                   <pic:blipFill>
-                    <a:blip r:embed="rId47"/>
+                    <a:blip r:embed="rId48"/>
                     <a:stretch>
                       <a:fillRect/>
                     </a:stretch>
@@ -3823,7 +3823,7 @@
                     </pic:cNvPicPr>
                   </pic:nvPicPr>
                   <pic:blipFill>
-                    <a:blip r:embed="rId48"/>
+                    <a:blip r:embed="rId49"/>
                     <a:stretch>
                       <a:fillRect/>
                     </a:stretch>
@@ -3878,7 +3878,7 @@
                     </pic:cNvPicPr>
                   </pic:nvPicPr>
                   <pic:blipFill>
-                    <a:blip r:embed="rId49"/>
+                    <a:blip r:embed="rId50"/>
                     <a:stretch>
                       <a:fillRect/>
                     </a:stretch>
@@ -3933,7 +3933,7 @@
                     </pic:cNvPicPr>
                   </pic:nvPicPr>
                   <pic:blipFill>
-                    <a:blip r:embed="rId50"/>
+                    <a:blip r:embed="rId51"/>
                     <a:stretch>
                       <a:fillRect/>
                     </a:stretch>
@@ -3987,7 +3987,7 @@
                     </pic:cNvPicPr>
                   </pic:nvPicPr>
                   <pic:blipFill>
-                    <a:blip r:embed="rId51"/>
+                    <a:blip r:embed="rId52"/>
                     <a:stretch>
                       <a:fillRect/>
                     </a:stretch>
@@ -4041,7 +4041,7 @@
                     </pic:cNvPicPr>
                   </pic:nvPicPr>
                   <pic:blipFill>
-                    <a:blip r:embed="rId52"/>
+                    <a:blip r:embed="rId53"/>
                     <a:stretch>
                       <a:fillRect/>
                     </a:stretch>
@@ -4110,7 +4110,7 @@
                     </pic:cNvPicPr>
                   </pic:nvPicPr>
                   <pic:blipFill>
-                    <a:blip r:embed="rId53"/>
+                    <a:blip r:embed="rId54"/>
                     <a:stretch>
                       <a:fillRect/>
                     </a:stretch>
@@ -4177,7 +4177,7 @@
                     </pic:cNvPicPr>
                   </pic:nvPicPr>
                   <pic:blipFill>
-                    <a:blip r:embed="rId54"/>
+                    <a:blip r:embed="rId55"/>
                     <a:stretch>
                       <a:fillRect/>
                     </a:stretch>
@@ -4237,7 +4237,7 @@
                     </pic:cNvPicPr>
                   </pic:nvPicPr>
                   <pic:blipFill>
-                    <a:blip r:embed="rId55"/>
+                    <a:blip r:embed="rId56"/>
                     <a:stretch>
                       <a:fillRect/>
                     </a:stretch>
@@ -4335,7 +4335,7 @@
                     </pic:cNvPicPr>
                   </pic:nvPicPr>
                   <pic:blipFill>
-                    <a:blip r:embed="rId56"/>
+                    <a:blip r:embed="rId57"/>
                     <a:stretch>
                       <a:fillRect/>
                     </a:stretch>
@@ -4436,7 +4436,7 @@
                     </pic:cNvPicPr>
                   </pic:nvPicPr>
                   <pic:blipFill>
-                    <a:blip r:embed="rId57"/>
+                    <a:blip r:embed="rId58"/>
                     <a:stretch>
                       <a:fillRect/>
                     </a:stretch>
@@ -4542,7 +4542,7 @@
                     </pic:cNvPicPr>
                   </pic:nvPicPr>
                   <pic:blipFill>
-                    <a:blip r:embed="rId58"/>
+                    <a:blip r:embed="rId59"/>
                     <a:stretch>
                       <a:fillRect/>
                     </a:stretch>
@@ -4618,7 +4618,7 @@
                     </pic:cNvPicPr>
                   </pic:nvPicPr>
                   <pic:blipFill>
-                    <a:blip r:embed="rId59"/>
+                    <a:blip r:embed="rId60"/>
                     <a:stretch>
                       <a:fillRect/>
                     </a:stretch>
@@ -4716,7 +4716,7 @@
                     </pic:cNvPicPr>
                   </pic:nvPicPr>
                   <pic:blipFill>
-                    <a:blip r:embed="rId60"/>
+                    <a:blip r:embed="rId61"/>
                     <a:stretch>
                       <a:fillRect/>
                     </a:stretch>
@@ -4811,7 +4811,7 @@
                     </pic:cNvPicPr>
                   </pic:nvPicPr>
                   <pic:blipFill>
-                    <a:blip r:embed="rId61"/>
+                    <a:blip r:embed="rId62"/>
                     <a:stretch>
                       <a:fillRect/>
                     </a:stretch>
@@ -4894,7 +4894,7 @@
                     </pic:cNvPicPr>
                   </pic:nvPicPr>
                   <pic:blipFill>
-                    <a:blip r:embed="rId62"/>
+                    <a:blip r:embed="rId63"/>
                     <a:stretch>
                       <a:fillRect/>
                     </a:stretch>
@@ -4985,7 +4985,7 @@
                     </pic:cNvPicPr>
                   </pic:nvPicPr>
                   <pic:blipFill>
-                    <a:blip r:embed="rId63"/>
+                    <a:blip r:embed="rId64"/>
                     <a:stretch>
                       <a:fillRect/>
                     </a:stretch>
@@ -5068,7 +5068,7 @@
                     </pic:cNvPicPr>
                   </pic:nvPicPr>
                   <pic:blipFill>
-                    <a:blip r:embed="rId64"/>
+                    <a:blip r:embed="rId65"/>
                     <a:stretch>
                       <a:fillRect/>
                     </a:stretch>
@@ -5159,7 +5159,7 @@
                     </pic:cNvPicPr>
                   </pic:nvPicPr>
                   <pic:blipFill>
-                    <a:blip r:embed="rId65"/>
+                    <a:blip r:embed="rId66"/>
                     <a:stretch>
                       <a:fillRect/>
                     </a:stretch>
@@ -5250,7 +5250,7 @@
                     </pic:cNvPicPr>
                   </pic:nvPicPr>
                   <pic:blipFill>
-                    <a:blip r:embed="rId66"/>
+                    <a:blip r:embed="rId67"/>
                     <a:stretch>
                       <a:fillRect/>
                     </a:stretch>
@@ -5358,7 +5358,7 @@
                     </pic:cNvPicPr>
                   </pic:nvPicPr>
                   <pic:blipFill>
-                    <a:blip r:embed="rId67"/>
+                    <a:blip r:embed="rId68"/>
                     <a:stretch>
                       <a:fillRect/>
                     </a:stretch>
@@ -5433,7 +5433,7 @@
                     </pic:cNvPicPr>
                   </pic:nvPicPr>
                   <pic:blipFill>
-                    <a:blip r:embed="rId68"/>
+                    <a:blip r:embed="rId69"/>
                     <a:stretch>
                       <a:fillRect/>
                     </a:stretch>
@@ -5516,7 +5516,7 @@
                     </pic:cNvPicPr>
                   </pic:nvPicPr>
                   <pic:blipFill>
-                    <a:blip r:embed="rId69"/>
+                    <a:blip r:embed="rId70"/>
                     <a:stretch>
                       <a:fillRect/>
                     </a:stretch>
@@ -5599,7 +5599,7 @@
                     </pic:cNvPicPr>
                   </pic:nvPicPr>
                   <pic:blipFill>
-                    <a:blip r:embed="rId70"/>
+                    <a:blip r:embed="rId71"/>
                     <a:stretch>
                       <a:fillRect/>
                     </a:stretch>
@@ -5682,7 +5682,7 @@
                     </pic:cNvPicPr>
                   </pic:nvPicPr>
                   <pic:blipFill>
-                    <a:blip r:embed="rId71"/>
+                    <a:blip r:embed="rId72"/>
                     <a:stretch>
                       <a:fillRect/>
                     </a:stretch>
@@ -5765,7 +5765,7 @@
                     </pic:cNvPicPr>
                   </pic:nvPicPr>
                   <pic:blipFill>
-                    <a:blip r:embed="rId72"/>
+                    <a:blip r:embed="rId73"/>
                     <a:stretch>
                       <a:fillRect/>
                     </a:stretch>
@@ -5833,7 +5833,7 @@
                     </pic:cNvPicPr>
                   </pic:nvPicPr>
                   <pic:blipFill>
-                    <a:blip r:embed="rId73"/>
+                    <a:blip r:embed="rId74"/>
                     <a:stretch>
                       <a:fillRect/>
                     </a:stretch>
@@ -5994,7 +5994,7 @@
                     </pic:cNvPicPr>
                   </pic:nvPicPr>
                   <pic:blipFill>
-                    <a:blip r:embed="rId74"/>
+                    <a:blip r:embed="rId75"/>
                     <a:stretch>
                       <a:fillRect/>
                     </a:stretch>
@@ -6062,7 +6062,7 @@
                     </pic:cNvPicPr>
                   </pic:nvPicPr>
                   <pic:blipFill>
-                    <a:blip r:embed="rId75"/>
+                    <a:blip r:embed="rId76"/>
                     <a:stretch>
                       <a:fillRect/>
                     </a:stretch>
@@ -6178,7 +6178,7 @@
                     </pic:cNvPicPr>
                   </pic:nvPicPr>
                   <pic:blipFill>
-                    <a:blip r:embed="rId76"/>
+                    <a:blip r:embed="rId77"/>
                     <a:stretch>
                       <a:fillRect/>
                     </a:stretch>
@@ -6246,7 +6246,7 @@
                     </pic:cNvPicPr>
                   </pic:nvPicPr>
                   <pic:blipFill>
-                    <a:blip r:embed="rId77"/>
+                    <a:blip r:embed="rId78"/>
                     <a:stretch>
                       <a:fillRect/>
                     </a:stretch>
@@ -6316,7 +6316,7 @@
                     </pic:cNvPicPr>
                   </pic:nvPicPr>
                   <pic:blipFill>
-                    <a:blip r:embed="rId78"/>
+                    <a:blip r:embed="rId79"/>
                     <a:stretch>
                       <a:fillRect/>
                     </a:stretch>
@@ -6611,6 +6611,52 @@
         </w:rPr>
       </w:pPr>
     </w:p>
+    <w:p>
+      <w:pPr>
+        <w:rPr>
+          <w:b/>
+          <w:bCs/>
+          <w:color w:val="000000"/>
+          <w:sz w:val="32"/>
+          <w:szCs w:val="32"/>
+        </w:rPr>
+      </w:pPr>
+      <w:r>
+        <w:rPr>
+          <w:b/>
+          <w:bCs/>
+          <w:color w:val="000000"/>
+          <w:sz w:val="32"/>
+          <w:szCs w:val="32"/>
+        </w:rPr>
+        <w:t>GITHUB Link:</w:t>
+      </w:r>
+    </w:p>
+    <w:p>
+      <w:pPr>
+        <w:rPr>
+          <w:color w:val="000000"/>
+        </w:rPr>
+      </w:pPr>
+    </w:p>
+    <w:p>
+      <w:pPr>
+        <w:pStyle w:val="ListParagraph"/>
+        <w:numPr>
+          <w:ilvl w:val="0"/>
+          <w:numId w:val="1"/>
+        </w:numPr>
+        <w:rPr>
+          <w:color w:val="000000"/>
+        </w:rPr>
+      </w:pPr>
+      <w:r>
+        <w:rPr>
+          <w:color w:val="000000"/>
+        </w:rPr>
+        <w:t>https://github.com/TanveerD1/Business_Intelligence_PowerBi-Labs.git</w:t>
+      </w:r>
+    </w:p>
     <w:sectPr>
       <w:pgSz w:w="11906" w:h="16838"/>
       <w:pgMar w:top="1134" w:right="1134" w:bottom="1134" w:left="1134" w:header="0" w:footer="0" w:gutter="0"/>
@@ -6620,6 +6666,126 @@
     </w:sectPr>
   </w:body>
 </w:document>
+</file>
+
+<file path=word/numbering.xml><?xml version="1.0" encoding="utf-8"?>
+<w:numbering xmlns:wpc="http://schemas.microsoft.com/office/word/2010/wordprocessingCanvas" xmlns:cx="http://schemas.microsoft.com/office/drawing/2014/chartex" xmlns:cx1="http://schemas.microsoft.com/office/drawing/2015/9/8/chartex" xmlns:cx2="http://schemas.microsoft.com/office/drawing/2015/10/21/chartex" xmlns:cx3="http://schemas.microsoft.com/office/drawing/2016/5/9/chartex" xmlns:cx4="http://schemas.microsoft.com/office/drawing/2016/5/10/chartex" xmlns:cx5="http://schemas.microsoft.com/office/drawing/2016/5/11/chartex" xmlns:cx6="http://schemas.microsoft.com/office/drawing/2016/5/12/chartex" xmlns:cx7="http://schemas.microsoft.com/office/drawing/2016/5/13/chartex" xmlns:cx8="http://schemas.microsoft.com/office/drawing/2016/5/14/chartex" xmlns:mc="http://schemas.openxmlformats.org/markup-compatibility/2006" xmlns:aink="http://schemas.microsoft.com/office/drawing/2016/ink" xmlns:am3d="http://schemas.microsoft.com/office/drawing/2017/model3d" xmlns:o="urn:schemas-microsoft-com:office:office" xmlns:oel="http://schemas.microsoft.com/office/2019/extlst" xmlns:r="http://schemas.openxmlformats.org/officeDocument/2006/relationships" xmlns:m="http://schemas.openxmlformats.org/officeDocument/2006/math" xmlns:v="urn:schemas-microsoft-com:vml" xmlns:wp14="http://schemas.microsoft.com/office/word/2010/wordprocessingDrawing" xmlns:wp="http://schemas.openxmlformats.org/drawingml/2006/wordprocessingDrawing" xmlns:w10="urn:schemas-microsoft-com:office:word" xmlns:w="http://schemas.openxmlformats.org/wordprocessingml/2006/main" xmlns:w14="http://schemas.microsoft.com/office/word/2010/wordml" xmlns:w15="http://schemas.microsoft.com/office/word/2012/wordml" xmlns:w16cex="http://schemas.microsoft.com/office/word/2018/wordml/cex" xmlns:w16cid="http://schemas.microsoft.com/office/word/2016/wordml/cid" xmlns:w16="http://schemas.microsoft.com/office/word/2018/wordml" xmlns:w16du="http://schemas.microsoft.com/office/word/2023/wordml/word16du" xmlns:w16sdtdh="http://schemas.microsoft.com/office/word/2020/wordml/sdtdatahash" xmlns:w16sdtfl="http://schemas.microsoft.com/office/word/2024/wordml/sdtformatlock" xmlns:w16se="http://schemas.microsoft.com/office/word/2015/wordml/symex" xmlns:wpg="http://schemas.microsoft.com/office/word/2010/wordprocessingGroup" xmlns:wpi="http://schemas.microsoft.com/office/word/2010/wordprocessingInk" xmlns:wne="http://schemas.microsoft.com/office/word/2006/wordml" xmlns:wps="http://schemas.microsoft.com/office/word/2010/wordprocessingShape" mc:Ignorable="w14 w15 w16se w16cid w16 w16cex w16sdtdh w16sdtfl w16du wp14">
+  <w:abstractNum w:abstractNumId="0" w15:restartNumberingAfterBreak="0">
+    <w:nsid w:val="1E0F6F83"/>
+    <w:multiLevelType w:val="hybridMultilevel"/>
+    <w:tmpl w:val="2C2886A6"/>
+    <w:lvl w:ilvl="0" w:tplc="A5A4FF20">
+      <w:numFmt w:val="bullet"/>
+      <w:lvlText w:val="-"/>
+      <w:lvlJc w:val="left"/>
+      <w:pPr>
+        <w:ind w:left="720" w:hanging="360"/>
+      </w:pPr>
+      <w:rPr>
+        <w:rFonts w:ascii="Times New Roman" w:eastAsia="NSimSun" w:hAnsi="Times New Roman" w:cs="Times New Roman" w:hint="default"/>
+      </w:rPr>
+    </w:lvl>
+    <w:lvl w:ilvl="1" w:tplc="04090003" w:tentative="1">
+      <w:start w:val="1"/>
+      <w:numFmt w:val="bullet"/>
+      <w:lvlText w:val="o"/>
+      <w:lvlJc w:val="left"/>
+      <w:pPr>
+        <w:ind w:left="1440" w:hanging="360"/>
+      </w:pPr>
+      <w:rPr>
+        <w:rFonts w:ascii="Courier New" w:hAnsi="Courier New" w:cs="Courier New" w:hint="default"/>
+      </w:rPr>
+    </w:lvl>
+    <w:lvl w:ilvl="2" w:tplc="04090005" w:tentative="1">
+      <w:start w:val="1"/>
+      <w:numFmt w:val="bullet"/>
+      <w:lvlText w:val=""/>
+      <w:lvlJc w:val="left"/>
+      <w:pPr>
+        <w:ind w:left="2160" w:hanging="360"/>
+      </w:pPr>
+      <w:rPr>
+        <w:rFonts w:ascii="Wingdings" w:hAnsi="Wingdings" w:hint="default"/>
+      </w:rPr>
+    </w:lvl>
+    <w:lvl w:ilvl="3" w:tplc="04090001" w:tentative="1">
+      <w:start w:val="1"/>
+      <w:numFmt w:val="bullet"/>
+      <w:lvlText w:val=""/>
+      <w:lvlJc w:val="left"/>
+      <w:pPr>
+        <w:ind w:left="2880" w:hanging="360"/>
+      </w:pPr>
+      <w:rPr>
+        <w:rFonts w:ascii="Symbol" w:hAnsi="Symbol" w:hint="default"/>
+      </w:rPr>
+    </w:lvl>
+    <w:lvl w:ilvl="4" w:tplc="04090003" w:tentative="1">
+      <w:start w:val="1"/>
+      <w:numFmt w:val="bullet"/>
+      <w:lvlText w:val="o"/>
+      <w:lvlJc w:val="left"/>
+      <w:pPr>
+        <w:ind w:left="3600" w:hanging="360"/>
+      </w:pPr>
+      <w:rPr>
+        <w:rFonts w:ascii="Courier New" w:hAnsi="Courier New" w:cs="Courier New" w:hint="default"/>
+      </w:rPr>
+    </w:lvl>
+    <w:lvl w:ilvl="5" w:tplc="04090005" w:tentative="1">
+      <w:start w:val="1"/>
+      <w:numFmt w:val="bullet"/>
+      <w:lvlText w:val=""/>
+      <w:lvlJc w:val="left"/>
+      <w:pPr>
+        <w:ind w:left="4320" w:hanging="360"/>
+      </w:pPr>
+      <w:rPr>
+        <w:rFonts w:ascii="Wingdings" w:hAnsi="Wingdings" w:hint="default"/>
+      </w:rPr>
+    </w:lvl>
+    <w:lvl w:ilvl="6" w:tplc="04090001" w:tentative="1">
+      <w:start w:val="1"/>
+      <w:numFmt w:val="bullet"/>
+      <w:lvlText w:val=""/>
+      <w:lvlJc w:val="left"/>
+      <w:pPr>
+        <w:ind w:left="5040" w:hanging="360"/>
+      </w:pPr>
+      <w:rPr>
+        <w:rFonts w:ascii="Symbol" w:hAnsi="Symbol" w:hint="default"/>
+      </w:rPr>
+    </w:lvl>
+    <w:lvl w:ilvl="7" w:tplc="04090003" w:tentative="1">
+      <w:start w:val="1"/>
+      <w:numFmt w:val="bullet"/>
+      <w:lvlText w:val="o"/>
+      <w:lvlJc w:val="left"/>
+      <w:pPr>
+        <w:ind w:left="5760" w:hanging="360"/>
+      </w:pPr>
+      <w:rPr>
+        <w:rFonts w:ascii="Courier New" w:hAnsi="Courier New" w:cs="Courier New" w:hint="default"/>
+      </w:rPr>
+    </w:lvl>
+    <w:lvl w:ilvl="8" w:tplc="04090005" w:tentative="1">
+      <w:start w:val="1"/>
+      <w:numFmt w:val="bullet"/>
+      <w:lvlText w:val=""/>
+      <w:lvlJc w:val="left"/>
+      <w:pPr>
+        <w:ind w:left="6480" w:hanging="360"/>
+      </w:pPr>
+      <w:rPr>
+        <w:rFonts w:ascii="Wingdings" w:hAnsi="Wingdings" w:hint="default"/>
+      </w:rPr>
+    </w:lvl>
+  </w:abstractNum>
+  <w:num w:numId="1" w16cid:durableId="113329518">
+    <w:abstractNumId w:val="0"/>
+  </w:num>
+</w:numbering>
 </file>
 
 <file path=word/styles.xml><?xml version="1.0" encoding="utf-8"?>
@@ -7052,7 +7218,6 @@
     <w:rPr>
       <w:color w:val="000080"/>
       <w:u w:val="single"/>
-      <w:lang/>
     </w:rPr>
   </w:style>
   <w:style w:type="character" w:customStyle="1" w:styleId="ListLabel1">
@@ -7105,6 +7270,21 @@
     <w:pPr>
       <w:suppressLineNumbers/>
     </w:pPr>
+  </w:style>
+  <w:style w:type="paragraph" w:styleId="ListParagraph">
+    <w:name w:val="List Paragraph"/>
+    <w:basedOn w:val="Normal"/>
+    <w:uiPriority w:val="34"/>
+    <w:qFormat/>
+    <w:rsid w:val="00D563A9"/>
+    <w:pPr>
+      <w:ind w:left="720"/>
+      <w:contextualSpacing/>
+    </w:pPr>
+    <w:rPr>
+      <w:rFonts w:cs="Mangal"/>
+      <w:szCs w:val="21"/>
+    </w:rPr>
   </w:style>
 </w:styles>
 </file>
